--- a/02-design/01-especificacao-interface.docx
+++ b/02-design/01-especificacao-interface.docx
@@ -103,7 +103,7 @@
           <w:rPr>
             <w:rStyle w:val="Hyperlink"/>
           </w:rPr>
-          <w:t xml:space="preserve">User Stories</w:t>
+          <w:t xml:space="preserve">Histórias de Utilizador</w:t>
         </w:r>
       </w:hyperlink>
       <w:r>
@@ -1756,7 +1756,7 @@
           <w:rPr>
             <w:rStyle w:val="Hyperlink"/>
           </w:rPr>
-          <w:t xml:space="preserve">Conteúdo e Microcopy</w:t>
+          <w:t xml:space="preserve">Conteúdo e Microtextos</w:t>
         </w:r>
       </w:hyperlink>
       <w:r>
